--- a/docs/TECHNICAL_REPORT.docx
+++ b/docs/TECHNICAL_REPORT.docx
@@ -155,7 +155,7 @@
             </w:rPr>
             <w:fldChar w:fldCharType="separate"/>
           </w:r>
-          <w:hyperlink w:anchor="_Toc233121444" w:history="1">
+          <w:hyperlink w:anchor="_Toc233125140" w:history="1">
             <w:r>
               <w:rPr>
                 <w:rStyle w:val="Hyperlink"/>
@@ -185,7 +185,7 @@
                 <w:noProof/>
                 <w:webHidden/>
               </w:rPr>
-              <w:instrText xml:space="preserve"> PAGEREF _Toc233121444 \h </w:instrText>
+              <w:instrText xml:space="preserve"> PAGEREF _Toc233125140 \h </w:instrText>
             </w:r>
             <w:r>
               <w:rPr>
@@ -205,7 +205,7 @@
                 <w:noProof/>
                 <w:webHidden/>
               </w:rPr>
-              <w:t>3</w:t>
+              <w:t>2</w:t>
             </w:r>
             <w:r>
               <w:rPr>
@@ -229,7 +229,7 @@
               <w14:ligatures w14:val="standardContextual"/>
             </w:rPr>
           </w:pPr>
-          <w:hyperlink w:anchor="_Toc233121445" w:history="1">
+          <w:hyperlink w:anchor="_Toc233125141" w:history="1">
             <w:r>
               <w:rPr>
                 <w:rStyle w:val="Hyperlink"/>
@@ -259,7 +259,7 @@
                 <w:noProof/>
                 <w:webHidden/>
               </w:rPr>
-              <w:instrText xml:space="preserve"> PAGEREF _Toc233121445 \h </w:instrText>
+              <w:instrText xml:space="preserve"> PAGEREF _Toc233125141 \h </w:instrText>
             </w:r>
             <w:r>
               <w:rPr>
@@ -303,7 +303,7 @@
               <w14:ligatures w14:val="standardContextual"/>
             </w:rPr>
           </w:pPr>
-          <w:hyperlink w:anchor="_Toc233121446" w:history="1">
+          <w:hyperlink w:anchor="_Toc233125142" w:history="1">
             <w:r>
               <w:rPr>
                 <w:rStyle w:val="Hyperlink"/>
@@ -331,7 +331,7 @@
                 <w:noProof/>
                 <w:webHidden/>
               </w:rPr>
-              <w:instrText xml:space="preserve"> PAGEREF _Toc233121446 \h </w:instrText>
+              <w:instrText xml:space="preserve"> PAGEREF _Toc233125142 \h </w:instrText>
             </w:r>
             <w:r>
               <w:rPr>
@@ -375,7 +375,7 @@
               <w14:ligatures w14:val="standardContextual"/>
             </w:rPr>
           </w:pPr>
-          <w:hyperlink w:anchor="_Toc233121447" w:history="1">
+          <w:hyperlink w:anchor="_Toc233125143" w:history="1">
             <w:r>
               <w:rPr>
                 <w:rStyle w:val="Hyperlink"/>
@@ -403,7 +403,7 @@
                 <w:noProof/>
                 <w:webHidden/>
               </w:rPr>
-              <w:instrText xml:space="preserve"> PAGEREF _Toc233121447 \h </w:instrText>
+              <w:instrText xml:space="preserve"> PAGEREF _Toc233125143 \h </w:instrText>
             </w:r>
             <w:r>
               <w:rPr>
@@ -447,7 +447,7 @@
               <w14:ligatures w14:val="standardContextual"/>
             </w:rPr>
           </w:pPr>
-          <w:hyperlink w:anchor="_Toc233121448" w:history="1">
+          <w:hyperlink w:anchor="_Toc233125144" w:history="1">
             <w:r>
               <w:rPr>
                 <w:rStyle w:val="Hyperlink"/>
@@ -477,7 +477,7 @@
                 <w:noProof/>
                 <w:webHidden/>
               </w:rPr>
-              <w:instrText xml:space="preserve"> PAGEREF _Toc233121448 \h </w:instrText>
+              <w:instrText xml:space="preserve"> PAGEREF _Toc233125144 \h </w:instrText>
             </w:r>
             <w:r>
               <w:rPr>
@@ -497,7 +497,7 @@
                 <w:noProof/>
                 <w:webHidden/>
               </w:rPr>
-              <w:t>4</w:t>
+              <w:t>3</w:t>
             </w:r>
             <w:r>
               <w:rPr>
@@ -521,7 +521,7 @@
               <w14:ligatures w14:val="standardContextual"/>
             </w:rPr>
           </w:pPr>
-          <w:hyperlink w:anchor="_Toc233121449" w:history="1">
+          <w:hyperlink w:anchor="_Toc233125145" w:history="1">
             <w:r>
               <w:rPr>
                 <w:rStyle w:val="Hyperlink"/>
@@ -549,7 +549,7 @@
                 <w:noProof/>
                 <w:webHidden/>
               </w:rPr>
-              <w:instrText xml:space="preserve"> PAGEREF _Toc233121449 \h </w:instrText>
+              <w:instrText xml:space="preserve"> PAGEREF _Toc233125145 \h </w:instrText>
             </w:r>
             <w:r>
               <w:rPr>
@@ -569,7 +569,7 @@
                 <w:noProof/>
                 <w:webHidden/>
               </w:rPr>
-              <w:t>4</w:t>
+              <w:t>3</w:t>
             </w:r>
             <w:r>
               <w:rPr>
@@ -593,14 +593,14 @@
               <w14:ligatures w14:val="standardContextual"/>
             </w:rPr>
           </w:pPr>
-          <w:hyperlink w:anchor="_Toc233121450" w:history="1">
+          <w:hyperlink w:anchor="_Toc233125146" w:history="1">
             <w:r>
               <w:rPr>
                 <w:rStyle w:val="Hyperlink"/>
                 <w:rFonts w:ascii="Times New Roman" w:hAnsi="Times New Roman" w:cs="Times New Roman"/>
                 <w:noProof/>
               </w:rPr>
-              <w:t>B. Hướng Dẫn Cài Đặt Triển Khai (Deployment Guide)</w:t>
+              <w:t>B. Cài Đặt Triển Khai (Deployment Guide)</w:t>
             </w:r>
             <w:r>
               <w:rPr>
@@ -621,7 +621,7 @@
                 <w:noProof/>
                 <w:webHidden/>
               </w:rPr>
-              <w:instrText xml:space="preserve"> PAGEREF _Toc233121450 \h </w:instrText>
+              <w:instrText xml:space="preserve"> PAGEREF _Toc233125146 \h </w:instrText>
             </w:r>
             <w:r>
               <w:rPr>
@@ -665,7 +665,7 @@
               <w14:ligatures w14:val="standardContextual"/>
             </w:rPr>
           </w:pPr>
-          <w:hyperlink w:anchor="_Toc233121451" w:history="1">
+          <w:hyperlink w:anchor="_Toc233125147" w:history="1">
             <w:r>
               <w:rPr>
                 <w:rStyle w:val="Hyperlink"/>
@@ -695,7 +695,7 @@
                 <w:noProof/>
                 <w:webHidden/>
               </w:rPr>
-              <w:instrText xml:space="preserve"> PAGEREF _Toc233121451 \h </w:instrText>
+              <w:instrText xml:space="preserve"> PAGEREF _Toc233125147 \h </w:instrText>
             </w:r>
             <w:r>
               <w:rPr>
@@ -739,7 +739,7 @@
               <w14:ligatures w14:val="standardContextual"/>
             </w:rPr>
           </w:pPr>
-          <w:hyperlink w:anchor="_Toc233121452" w:history="1">
+          <w:hyperlink w:anchor="_Toc233125148" w:history="1">
             <w:r>
               <w:rPr>
                 <w:rStyle w:val="Hyperlink"/>
@@ -769,7 +769,7 @@
                 <w:noProof/>
                 <w:webHidden/>
               </w:rPr>
-              <w:instrText xml:space="preserve"> PAGEREF _Toc233121452 \h </w:instrText>
+              <w:instrText xml:space="preserve"> PAGEREF _Toc233125148 \h </w:instrText>
             </w:r>
             <w:r>
               <w:rPr>
@@ -813,7 +813,7 @@
               <w14:ligatures w14:val="standardContextual"/>
             </w:rPr>
           </w:pPr>
-          <w:hyperlink w:anchor="_Toc233121453" w:history="1">
+          <w:hyperlink w:anchor="_Toc233125149" w:history="1">
             <w:r>
               <w:rPr>
                 <w:rStyle w:val="Hyperlink"/>
@@ -841,7 +841,7 @@
                 <w:noProof/>
                 <w:webHidden/>
               </w:rPr>
-              <w:instrText xml:space="preserve"> PAGEREF _Toc233121453 \h </w:instrText>
+              <w:instrText xml:space="preserve"> PAGEREF _Toc233125149 \h </w:instrText>
             </w:r>
             <w:r>
               <w:rPr>
@@ -885,7 +885,7 @@
               <w14:ligatures w14:val="standardContextual"/>
             </w:rPr>
           </w:pPr>
-          <w:hyperlink w:anchor="_Toc233121454" w:history="1">
+          <w:hyperlink w:anchor="_Toc233125150" w:history="1">
             <w:r>
               <w:rPr>
                 <w:rStyle w:val="Hyperlink"/>
@@ -913,7 +913,7 @@
                 <w:noProof/>
                 <w:webHidden/>
               </w:rPr>
-              <w:instrText xml:space="preserve"> PAGEREF _Toc233121454 \h </w:instrText>
+              <w:instrText xml:space="preserve"> PAGEREF _Toc233125150 \h </w:instrText>
             </w:r>
             <w:r>
               <w:rPr>
@@ -957,7 +957,7 @@
               <w14:ligatures w14:val="standardContextual"/>
             </w:rPr>
           </w:pPr>
-          <w:hyperlink w:anchor="_Toc233121455" w:history="1">
+          <w:hyperlink w:anchor="_Toc233125151" w:history="1">
             <w:r>
               <w:rPr>
                 <w:rStyle w:val="Hyperlink"/>
@@ -985,7 +985,7 @@
                 <w:noProof/>
                 <w:webHidden/>
               </w:rPr>
-              <w:instrText xml:space="preserve"> PAGEREF _Toc233121455 \h </w:instrText>
+              <w:instrText xml:space="preserve"> PAGEREF _Toc233125151 \h </w:instrText>
             </w:r>
             <w:r>
               <w:rPr>
@@ -1029,7 +1029,7 @@
               <w14:ligatures w14:val="standardContextual"/>
             </w:rPr>
           </w:pPr>
-          <w:hyperlink w:anchor="_Toc233121456" w:history="1">
+          <w:hyperlink w:anchor="_Toc233125152" w:history="1">
             <w:r>
               <w:rPr>
                 <w:rStyle w:val="Hyperlink"/>
@@ -1059,7 +1059,7 @@
                 <w:noProof/>
                 <w:webHidden/>
               </w:rPr>
-              <w:instrText xml:space="preserve"> PAGEREF _Toc233121456 \h </w:instrText>
+              <w:instrText xml:space="preserve"> PAGEREF _Toc233125152 \h </w:instrText>
             </w:r>
             <w:r>
               <w:rPr>
@@ -1103,7 +1103,7 @@
               <w14:ligatures w14:val="standardContextual"/>
             </w:rPr>
           </w:pPr>
-          <w:hyperlink w:anchor="_Toc233121457" w:history="1">
+          <w:hyperlink w:anchor="_Toc233125153" w:history="1">
             <w:r>
               <w:rPr>
                 <w:rStyle w:val="Hyperlink"/>
@@ -1133,7 +1133,7 @@
                 <w:noProof/>
                 <w:webHidden/>
               </w:rPr>
-              <w:instrText xml:space="preserve"> PAGEREF _Toc233121457 \h </w:instrText>
+              <w:instrText xml:space="preserve"> PAGEREF _Toc233125153 \h </w:instrText>
             </w:r>
             <w:r>
               <w:rPr>
@@ -1177,7 +1177,7 @@
               <w14:ligatures w14:val="standardContextual"/>
             </w:rPr>
           </w:pPr>
-          <w:hyperlink w:anchor="_Toc233121458" w:history="1">
+          <w:hyperlink w:anchor="_Toc233125154" w:history="1">
             <w:r>
               <w:rPr>
                 <w:rStyle w:val="Hyperlink"/>
@@ -1207,7 +1207,7 @@
                 <w:noProof/>
                 <w:webHidden/>
               </w:rPr>
-              <w:instrText xml:space="preserve"> PAGEREF _Toc233121458 \h </w:instrText>
+              <w:instrText xml:space="preserve"> PAGEREF _Toc233125154 \h </w:instrText>
             </w:r>
             <w:r>
               <w:rPr>
@@ -1251,7 +1251,7 @@
               <w14:ligatures w14:val="standardContextual"/>
             </w:rPr>
           </w:pPr>
-          <w:hyperlink w:anchor="_Toc233121459" w:history="1">
+          <w:hyperlink w:anchor="_Toc233125155" w:history="1">
             <w:r>
               <w:rPr>
                 <w:rStyle w:val="Hyperlink"/>
@@ -1279,7 +1279,7 @@
                 <w:noProof/>
                 <w:webHidden/>
               </w:rPr>
-              <w:instrText xml:space="preserve"> PAGEREF _Toc233121459 \h </w:instrText>
+              <w:instrText xml:space="preserve"> PAGEREF _Toc233125155 \h </w:instrText>
             </w:r>
             <w:r>
               <w:rPr>
@@ -1323,7 +1323,7 @@
               <w14:ligatures w14:val="standardContextual"/>
             </w:rPr>
           </w:pPr>
-          <w:hyperlink w:anchor="_Toc233121460" w:history="1">
+          <w:hyperlink w:anchor="_Toc233125156" w:history="1">
             <w:r>
               <w:rPr>
                 <w:rStyle w:val="Hyperlink"/>
@@ -1351,7 +1351,7 @@
                 <w:noProof/>
                 <w:webHidden/>
               </w:rPr>
-              <w:instrText xml:space="preserve"> PAGEREF _Toc233121460 \h </w:instrText>
+              <w:instrText xml:space="preserve"> PAGEREF _Toc233125156 \h </w:instrText>
             </w:r>
             <w:r>
               <w:rPr>
@@ -1395,7 +1395,7 @@
               <w14:ligatures w14:val="standardContextual"/>
             </w:rPr>
           </w:pPr>
-          <w:hyperlink w:anchor="_Toc233121461" w:history="1">
+          <w:hyperlink w:anchor="_Toc233125157" w:history="1">
             <w:r>
               <w:rPr>
                 <w:rStyle w:val="Hyperlink"/>
@@ -1423,7 +1423,7 @@
                 <w:noProof/>
                 <w:webHidden/>
               </w:rPr>
-              <w:instrText xml:space="preserve"> PAGEREF _Toc233121461 \h </w:instrText>
+              <w:instrText xml:space="preserve"> PAGEREF _Toc233125157 \h </w:instrText>
             </w:r>
             <w:r>
               <w:rPr>
@@ -1467,7 +1467,7 @@
               <w14:ligatures w14:val="standardContextual"/>
             </w:rPr>
           </w:pPr>
-          <w:hyperlink w:anchor="_Toc233121462" w:history="1">
+          <w:hyperlink w:anchor="_Toc233125158" w:history="1">
             <w:r>
               <w:rPr>
                 <w:rStyle w:val="Hyperlink"/>
@@ -1495,7 +1495,7 @@
                 <w:noProof/>
                 <w:webHidden/>
               </w:rPr>
-              <w:instrText xml:space="preserve"> PAGEREF _Toc233121462 \h </w:instrText>
+              <w:instrText xml:space="preserve"> PAGEREF _Toc233125158 \h </w:instrText>
             </w:r>
             <w:r>
               <w:rPr>
@@ -1539,7 +1539,7 @@
               <w14:ligatures w14:val="standardContextual"/>
             </w:rPr>
           </w:pPr>
-          <w:hyperlink w:anchor="_Toc233121463" w:history="1">
+          <w:hyperlink w:anchor="_Toc233125159" w:history="1">
             <w:r>
               <w:rPr>
                 <w:rStyle w:val="Hyperlink"/>
@@ -1567,7 +1567,7 @@
                 <w:noProof/>
                 <w:webHidden/>
               </w:rPr>
-              <w:instrText xml:space="preserve"> PAGEREF _Toc233121463 \h </w:instrText>
+              <w:instrText xml:space="preserve"> PAGEREF _Toc233125159 \h </w:instrText>
             </w:r>
             <w:r>
               <w:rPr>
@@ -1611,7 +1611,7 @@
               <w14:ligatures w14:val="standardContextual"/>
             </w:rPr>
           </w:pPr>
-          <w:hyperlink w:anchor="_Toc233121464" w:history="1">
+          <w:hyperlink w:anchor="_Toc233125160" w:history="1">
             <w:r>
               <w:rPr>
                 <w:rStyle w:val="Hyperlink"/>
@@ -1639,7 +1639,7 @@
                 <w:noProof/>
                 <w:webHidden/>
               </w:rPr>
-              <w:instrText xml:space="preserve"> PAGEREF _Toc233121464 \h </w:instrText>
+              <w:instrText xml:space="preserve"> PAGEREF _Toc233125160 \h </w:instrText>
             </w:r>
             <w:r>
               <w:rPr>
@@ -1683,7 +1683,7 @@
               <w14:ligatures w14:val="standardContextual"/>
             </w:rPr>
           </w:pPr>
-          <w:hyperlink w:anchor="_Toc233121465" w:history="1">
+          <w:hyperlink w:anchor="_Toc233125161" w:history="1">
             <w:r>
               <w:rPr>
                 <w:rStyle w:val="Hyperlink"/>
@@ -1713,7 +1713,7 @@
                 <w:noProof/>
                 <w:webHidden/>
               </w:rPr>
-              <w:instrText xml:space="preserve"> PAGEREF _Toc233121465 \h </w:instrText>
+              <w:instrText xml:space="preserve"> PAGEREF _Toc233125161 \h </w:instrText>
             </w:r>
             <w:r>
               <w:rPr>
@@ -1757,7 +1757,7 @@
               <w14:ligatures w14:val="standardContextual"/>
             </w:rPr>
           </w:pPr>
-          <w:hyperlink w:anchor="_Toc233121466" w:history="1">
+          <w:hyperlink w:anchor="_Toc233125162" w:history="1">
             <w:r>
               <w:rPr>
                 <w:rStyle w:val="Hyperlink"/>
@@ -1787,7 +1787,7 @@
                 <w:noProof/>
                 <w:webHidden/>
               </w:rPr>
-              <w:instrText xml:space="preserve"> PAGEREF _Toc233121466 \h </w:instrText>
+              <w:instrText xml:space="preserve"> PAGEREF _Toc233125162 \h </w:instrText>
             </w:r>
             <w:r>
               <w:rPr>
@@ -1831,7 +1831,7 @@
               <w14:ligatures w14:val="standardContextual"/>
             </w:rPr>
           </w:pPr>
-          <w:hyperlink w:anchor="_Toc233121467" w:history="1">
+          <w:hyperlink w:anchor="_Toc233125163" w:history="1">
             <w:r>
               <w:rPr>
                 <w:rStyle w:val="Hyperlink"/>
@@ -1859,7 +1859,7 @@
                 <w:noProof/>
                 <w:webHidden/>
               </w:rPr>
-              <w:instrText xml:space="preserve"> PAGEREF _Toc233121467 \h </w:instrText>
+              <w:instrText xml:space="preserve"> PAGEREF _Toc233125163 \h </w:instrText>
             </w:r>
             <w:r>
               <w:rPr>
@@ -1903,7 +1903,7 @@
               <w14:ligatures w14:val="standardContextual"/>
             </w:rPr>
           </w:pPr>
-          <w:hyperlink w:anchor="_Toc233121468" w:history="1">
+          <w:hyperlink w:anchor="_Toc233125164" w:history="1">
             <w:r>
               <w:rPr>
                 <w:rStyle w:val="Hyperlink"/>
@@ -1931,7 +1931,7 @@
                 <w:noProof/>
                 <w:webHidden/>
               </w:rPr>
-              <w:instrText xml:space="preserve"> PAGEREF _Toc233121468 \h </w:instrText>
+              <w:instrText xml:space="preserve"> PAGEREF _Toc233125164 \h </w:instrText>
             </w:r>
             <w:r>
               <w:rPr>
@@ -1975,7 +1975,7 @@
               <w14:ligatures w14:val="standardContextual"/>
             </w:rPr>
           </w:pPr>
-          <w:hyperlink w:anchor="_Toc233121469" w:history="1">
+          <w:hyperlink w:anchor="_Toc233125165" w:history="1">
             <w:r>
               <w:rPr>
                 <w:rStyle w:val="Hyperlink"/>
@@ -2005,7 +2005,7 @@
                 <w:noProof/>
                 <w:webHidden/>
               </w:rPr>
-              <w:instrText xml:space="preserve"> PAGEREF _Toc233121469 \h </w:instrText>
+              <w:instrText xml:space="preserve"> PAGEREF _Toc233125165 \h </w:instrText>
             </w:r>
             <w:r>
               <w:rPr>
@@ -2025,7 +2025,7 @@
                 <w:noProof/>
                 <w:webHidden/>
               </w:rPr>
-              <w:t>12</w:t>
+              <w:t>13</w:t>
             </w:r>
             <w:r>
               <w:rPr>
@@ -2246,8 +2246,8 @@
           <w:color w:val="auto"/>
         </w:rPr>
       </w:pPr>
-      <w:bookmarkStart w:id="0" w:name="_Toc233121444"/>
-      <w:bookmarkStart w:id="1" w:name="bài-toán-motivation-từ-góc-độ-business"/>
+      <w:bookmarkStart w:id="0" w:name="bài-toán-motivation-từ-góc-độ-business"/>
+      <w:bookmarkStart w:id="1" w:name="_Toc233125140"/>
       <w:r>
         <w:rPr>
           <w:rFonts w:ascii="Times New Roman" w:hAnsi="Times New Roman" w:cs="Times New Roman"/>
@@ -2258,7 +2258,7 @@
         <w:lastRenderedPageBreak/>
         <w:t>1. Bài Toán &amp; Motivation Từ Góc Độ Business</w:t>
       </w:r>
-      <w:bookmarkEnd w:id="0"/>
+      <w:bookmarkEnd w:id="1"/>
     </w:p>
     <w:p>
       <w:pPr>
@@ -2399,9 +2399,9 @@
           <w:color w:val="auto"/>
         </w:rPr>
       </w:pPr>
-      <w:bookmarkStart w:id="2" w:name="_Toc233121445"/>
-      <w:bookmarkStart w:id="3" w:name="mô-tả-dữ-liệu-hệ-thống"/>
-      <w:bookmarkEnd w:id="1"/>
+      <w:bookmarkStart w:id="2" w:name="mô-tả-dữ-liệu-hệ-thống"/>
+      <w:bookmarkStart w:id="3" w:name="_Toc233125141"/>
+      <w:bookmarkEnd w:id="0"/>
       <w:r>
         <w:rPr>
           <w:rFonts w:ascii="Times New Roman" w:hAnsi="Times New Roman" w:cs="Times New Roman"/>
@@ -2411,7 +2411,7 @@
         </w:rPr>
         <w:t>2. Mô Tả Dữ Liệu Hệ Thống</w:t>
       </w:r>
-      <w:bookmarkEnd w:id="2"/>
+      <w:bookmarkEnd w:id="3"/>
     </w:p>
     <w:p>
       <w:pPr>
@@ -2424,7 +2424,49 @@
         <w:rPr>
           <w:rFonts w:ascii="Times New Roman" w:hAnsi="Times New Roman" w:cs="Times New Roman"/>
         </w:rPr>
-        <w:t xml:space="preserve">Hệ thống được thiết kế để xử lý và lưu trữ dữ liệu đa </w:t>
+        <w:t xml:space="preserve">Hệ thống được thiết kế để xử lý và lưu trữ </w:t>
+      </w:r>
+      <w:proofErr w:type="spellStart"/>
+      <w:r>
+        <w:rPr>
+          <w:rFonts w:ascii="Times New Roman" w:hAnsi="Times New Roman" w:cs="Times New Roman"/>
+        </w:rPr>
+        <w:t>dữ</w:t>
+      </w:r>
+      <w:proofErr w:type="spellEnd"/>
+      <w:r>
+        <w:rPr>
+          <w:rFonts w:ascii="Times New Roman" w:hAnsi="Times New Roman" w:cs="Times New Roman"/>
+        </w:rPr>
+        <w:t xml:space="preserve"> </w:t>
+      </w:r>
+      <w:proofErr w:type="spellStart"/>
+      <w:r>
+        <w:rPr>
+          <w:rFonts w:ascii="Times New Roman" w:hAnsi="Times New Roman" w:cs="Times New Roman"/>
+        </w:rPr>
+        <w:t>liệu</w:t>
+      </w:r>
+      <w:proofErr w:type="spellEnd"/>
+      <w:r>
+        <w:rPr>
+          <w:rFonts w:ascii="Times New Roman" w:hAnsi="Times New Roman" w:cs="Times New Roman"/>
+        </w:rPr>
+        <w:t xml:space="preserve"> </w:t>
+      </w:r>
+      <w:proofErr w:type="spellStart"/>
+      <w:r>
+        <w:rPr>
+          <w:rFonts w:ascii="Times New Roman" w:hAnsi="Times New Roman" w:cs="Times New Roman"/>
+        </w:rPr>
+        <w:t>đa</w:t>
+      </w:r>
+      <w:proofErr w:type="spellEnd"/>
+      <w:r>
+        <w:rPr>
+          <w:rFonts w:ascii="Times New Roman" w:hAnsi="Times New Roman" w:cs="Times New Roman"/>
+        </w:rPr>
+        <w:t xml:space="preserve"> </w:t>
       </w:r>
       <w:proofErr w:type="spellStart"/>
       <w:r>
@@ -2540,8 +2582,8 @@
           <w:color w:val="auto"/>
         </w:rPr>
       </w:pPr>
-      <w:bookmarkStart w:id="4" w:name="_Toc233121446"/>
-      <w:bookmarkStart w:id="5" w:name="định-dạng-độ-phức-tạp"/>
+      <w:bookmarkStart w:id="4" w:name="định-dạng-độ-phức-tạp"/>
+      <w:bookmarkStart w:id="5" w:name="_Toc233125142"/>
       <w:r>
         <w:rPr>
           <w:rFonts w:ascii="Times New Roman" w:hAnsi="Times New Roman" w:cs="Times New Roman"/>
@@ -2549,7 +2591,7 @@
         </w:rPr>
         <w:t>2.1 Định Dạng &amp; Độ Phức Tạp</w:t>
       </w:r>
-      <w:bookmarkEnd w:id="4"/>
+      <w:bookmarkEnd w:id="5"/>
     </w:p>
     <w:p>
       <w:pPr>
@@ -2860,9 +2902,9 @@
           <w:color w:val="auto"/>
         </w:rPr>
       </w:pPr>
-      <w:bookmarkStart w:id="6" w:name="_Toc233121447"/>
-      <w:bookmarkStart w:id="7" w:name="kiến-trúc-lưu-trữ-storage-systems"/>
-      <w:bookmarkEnd w:id="5"/>
+      <w:bookmarkStart w:id="6" w:name="kiến-trúc-lưu-trữ-storage-systems"/>
+      <w:bookmarkStart w:id="7" w:name="_Toc233125143"/>
+      <w:bookmarkEnd w:id="4"/>
       <w:r>
         <w:rPr>
           <w:rFonts w:ascii="Times New Roman" w:hAnsi="Times New Roman" w:cs="Times New Roman"/>
@@ -2870,7 +2912,7 @@
         </w:rPr>
         <w:t>2.2 Kiến Trúc Lưu Trữ (Storage Systems)</w:t>
       </w:r>
-      <w:bookmarkEnd w:id="6"/>
+      <w:bookmarkEnd w:id="7"/>
     </w:p>
     <w:p>
       <w:pPr>
@@ -2909,7 +2951,21 @@
         <w:rPr>
           <w:rFonts w:ascii="Times New Roman" w:hAnsi="Times New Roman" w:cs="Times New Roman"/>
         </w:rPr>
-        <w:t xml:space="preserve">, hồ sơ người dùng (User Profiles), </w:t>
+        <w:t xml:space="preserve">, hồ sơ người </w:t>
+      </w:r>
+      <w:proofErr w:type="spellStart"/>
+      <w:r>
+        <w:rPr>
+          <w:rFonts w:ascii="Times New Roman" w:hAnsi="Times New Roman" w:cs="Times New Roman"/>
+        </w:rPr>
+        <w:t>dùng</w:t>
+      </w:r>
+      <w:proofErr w:type="spellEnd"/>
+      <w:r>
+        <w:rPr>
+          <w:rFonts w:ascii="Times New Roman" w:hAnsi="Times New Roman" w:cs="Times New Roman"/>
+        </w:rPr>
+        <w:t xml:space="preserve"> (User Profiles), </w:t>
       </w:r>
       <w:proofErr w:type="spellStart"/>
       <w:r>
@@ -3451,10 +3507,10 @@
           <w:color w:val="auto"/>
         </w:rPr>
       </w:pPr>
-      <w:bookmarkStart w:id="8" w:name="_Toc233121448"/>
-      <w:bookmarkStart w:id="9" w:name="công-nghệ-và-triển-khai-technical-stack"/>
-      <w:bookmarkEnd w:id="3"/>
-      <w:bookmarkEnd w:id="7"/>
+      <w:bookmarkStart w:id="8" w:name="công-nghệ-và-triển-khai-technical-stack"/>
+      <w:bookmarkStart w:id="9" w:name="_Toc233125144"/>
+      <w:bookmarkEnd w:id="2"/>
+      <w:bookmarkEnd w:id="6"/>
       <w:r>
         <w:rPr>
           <w:rFonts w:ascii="Times New Roman" w:hAnsi="Times New Roman" w:cs="Times New Roman"/>
@@ -3465,7 +3521,7 @@
         <w:lastRenderedPageBreak/>
         <w:t>3. Công Nghệ Và Triển Khai (Technical Stack)</w:t>
       </w:r>
-      <w:bookmarkEnd w:id="8"/>
+      <w:bookmarkEnd w:id="9"/>
     </w:p>
     <w:p>
       <w:pPr>
@@ -3475,8 +3531,8 @@
           <w:color w:val="auto"/>
         </w:rPr>
       </w:pPr>
-      <w:bookmarkStart w:id="10" w:name="_Toc233121449"/>
-      <w:bookmarkStart w:id="11" w:name="a.-các-công-nghệ-lõi-được-sử-dụng"/>
+      <w:bookmarkStart w:id="10" w:name="a.-các-công-nghệ-lõi-được-sử-dụng"/>
+      <w:bookmarkStart w:id="11" w:name="_Toc233125145"/>
       <w:r>
         <w:rPr>
           <w:rFonts w:ascii="Times New Roman" w:hAnsi="Times New Roman" w:cs="Times New Roman"/>
@@ -3484,7 +3540,7 @@
         </w:rPr>
         <w:t>A. Các Công Nghệ Lõi Được Sử Dụng</w:t>
       </w:r>
-      <w:bookmarkEnd w:id="10"/>
+      <w:bookmarkEnd w:id="11"/>
     </w:p>
     <w:p>
       <w:pPr>
@@ -3638,21 +3694,7 @@
         <w:rPr>
           <w:rFonts w:ascii="Times New Roman" w:hAnsi="Times New Roman" w:cs="Times New Roman"/>
         </w:rPr>
-        <w:t xml:space="preserve">Cohere </w:t>
-      </w:r>
-      <w:proofErr w:type="spellStart"/>
-      <w:r>
-        <w:rPr>
-          <w:rFonts w:ascii="Times New Roman" w:hAnsi="Times New Roman" w:cs="Times New Roman"/>
-        </w:rPr>
-        <w:t>Reranker</w:t>
-      </w:r>
-      <w:proofErr w:type="spellEnd"/>
-      <w:r>
-        <w:rPr>
-          <w:rFonts w:ascii="Times New Roman" w:hAnsi="Times New Roman" w:cs="Times New Roman"/>
-        </w:rPr>
-        <w:t xml:space="preserve">, </w:t>
+        <w:t xml:space="preserve">Cohere Reranker, </w:t>
       </w:r>
       <w:proofErr w:type="spellStart"/>
       <w:r>
@@ -3716,17 +3758,49 @@
           <w:color w:val="auto"/>
         </w:rPr>
       </w:pPr>
-      <w:bookmarkStart w:id="12" w:name="_Toc233121450"/>
-      <w:bookmarkStart w:id="13" w:name="Xccc03aef45b35e5f38e94a77031a607616e7512"/>
-      <w:bookmarkEnd w:id="11"/>
+      <w:bookmarkStart w:id="12" w:name="Xccc03aef45b35e5f38e94a77031a607616e7512"/>
+      <w:bookmarkStart w:id="13" w:name="_Toc233125146"/>
+      <w:bookmarkEnd w:id="10"/>
       <w:r>
         <w:rPr>
           <w:rFonts w:ascii="Times New Roman" w:hAnsi="Times New Roman" w:cs="Times New Roman"/>
           <w:color w:val="auto"/>
         </w:rPr>
-        <w:t>B. Hướng Dẫn Cài Đặt Triển Khai (Deployment Guide)</w:t>
-      </w:r>
-      <w:bookmarkEnd w:id="12"/>
+        <w:t xml:space="preserve">B. Cài </w:t>
+      </w:r>
+      <w:proofErr w:type="spellStart"/>
+      <w:r>
+        <w:rPr>
+          <w:rFonts w:ascii="Times New Roman" w:hAnsi="Times New Roman" w:cs="Times New Roman"/>
+          <w:color w:val="auto"/>
+        </w:rPr>
+        <w:t>Đặt</w:t>
+      </w:r>
+      <w:proofErr w:type="spellEnd"/>
+      <w:r>
+        <w:rPr>
+          <w:rFonts w:ascii="Times New Roman" w:hAnsi="Times New Roman" w:cs="Times New Roman"/>
+          <w:color w:val="auto"/>
+        </w:rPr>
+        <w:t xml:space="preserve"> </w:t>
+      </w:r>
+      <w:proofErr w:type="spellStart"/>
+      <w:r>
+        <w:rPr>
+          <w:rFonts w:ascii="Times New Roman" w:hAnsi="Times New Roman" w:cs="Times New Roman"/>
+          <w:color w:val="auto"/>
+        </w:rPr>
+        <w:t>Triển</w:t>
+      </w:r>
+      <w:proofErr w:type="spellEnd"/>
+      <w:r>
+        <w:rPr>
+          <w:rFonts w:ascii="Times New Roman" w:hAnsi="Times New Roman" w:cs="Times New Roman"/>
+          <w:color w:val="auto"/>
+        </w:rPr>
+        <w:t xml:space="preserve"> Khai (Deployment Guide)</w:t>
+      </w:r>
+      <w:bookmarkEnd w:id="13"/>
     </w:p>
     <w:p>
       <w:pPr>
@@ -3917,13 +3991,164 @@
         <w:rPr>
           <w:rFonts w:ascii="Times New Roman" w:hAnsi="Times New Roman" w:cs="Times New Roman"/>
         </w:rPr>
-        <w:t xml:space="preserve"> để đảm bảo độ trễ thấp nhất giữa các dịch vụ.</w:t>
-      </w:r>
-    </w:p>
-    <w:p>
-      <w:pPr>
-        <w:rPr>
-          <w:rFonts w:ascii="Times New Roman" w:hAnsi="Times New Roman" w:cs="Times New Roman"/>
+        <w:t xml:space="preserve"> để đảm bảo độ trễ thấp nhất </w:t>
+      </w:r>
+      <w:proofErr w:type="spellStart"/>
+      <w:r>
+        <w:rPr>
+          <w:rFonts w:ascii="Times New Roman" w:hAnsi="Times New Roman" w:cs="Times New Roman"/>
+        </w:rPr>
+        <w:t>giữa</w:t>
+      </w:r>
+      <w:proofErr w:type="spellEnd"/>
+      <w:r>
+        <w:rPr>
+          <w:rFonts w:ascii="Times New Roman" w:hAnsi="Times New Roman" w:cs="Times New Roman"/>
+        </w:rPr>
+        <w:t xml:space="preserve"> </w:t>
+      </w:r>
+      <w:proofErr w:type="spellStart"/>
+      <w:r>
+        <w:rPr>
+          <w:rFonts w:ascii="Times New Roman" w:hAnsi="Times New Roman" w:cs="Times New Roman"/>
+        </w:rPr>
+        <w:t>các</w:t>
+      </w:r>
+      <w:proofErr w:type="spellEnd"/>
+      <w:r>
+        <w:rPr>
+          <w:rFonts w:ascii="Times New Roman" w:hAnsi="Times New Roman" w:cs="Times New Roman"/>
+        </w:rPr>
+        <w:t xml:space="preserve"> </w:t>
+      </w:r>
+      <w:proofErr w:type="spellStart"/>
+      <w:r>
+        <w:rPr>
+          <w:rFonts w:ascii="Times New Roman" w:hAnsi="Times New Roman" w:cs="Times New Roman"/>
+        </w:rPr>
+        <w:t>dịch</w:t>
+      </w:r>
+      <w:proofErr w:type="spellEnd"/>
+      <w:r>
+        <w:rPr>
+          <w:rFonts w:ascii="Times New Roman" w:hAnsi="Times New Roman" w:cs="Times New Roman"/>
+        </w:rPr>
+        <w:t xml:space="preserve"> </w:t>
+      </w:r>
+      <w:proofErr w:type="spellStart"/>
+      <w:r>
+        <w:rPr>
+          <w:rFonts w:ascii="Times New Roman" w:hAnsi="Times New Roman" w:cs="Times New Roman"/>
+        </w:rPr>
+        <w:t>vụ</w:t>
+      </w:r>
+      <w:proofErr w:type="spellEnd"/>
+      <w:r>
+        <w:rPr>
+          <w:rFonts w:ascii="Times New Roman" w:hAnsi="Times New Roman" w:cs="Times New Roman"/>
+        </w:rPr>
+        <w:t>.</w:t>
+      </w:r>
+    </w:p>
+    <w:p>
+      <w:pPr>
+        <w:pStyle w:val="Compact"/>
+        <w:numPr>
+          <w:ilvl w:val="0"/>
+          <w:numId w:val="9"/>
+        </w:numPr>
+        <w:rPr>
+          <w:rFonts w:ascii="Times New Roman" w:hAnsi="Times New Roman" w:cs="Times New Roman"/>
+          <w:b/>
+          <w:bCs/>
+        </w:rPr>
+      </w:pPr>
+      <w:r>
+        <w:rPr>
+          <w:rFonts w:ascii="Times New Roman" w:hAnsi="Times New Roman" w:cs="Times New Roman"/>
+          <w:b/>
+          <w:bCs/>
+          <w:lang w:val="vi-VN"/>
+        </w:rPr>
+        <w:t xml:space="preserve">Tham khảo source </w:t>
+      </w:r>
+      <w:r>
+        <w:rPr>
+          <w:rFonts w:ascii="Times New Roman" w:hAnsi="Times New Roman" w:cs="Times New Roman"/>
+          <w:b/>
+          <w:bCs/>
+          <w:i/>
+          <w:iCs/>
+          <w:u w:val="single"/>
+          <w:lang w:val="vi-VN"/>
+        </w:rPr>
+        <w:fldChar w:fldCharType="begin"/>
+      </w:r>
+      <w:r>
+        <w:rPr>
+          <w:rFonts w:ascii="Times New Roman" w:hAnsi="Times New Roman" w:cs="Times New Roman"/>
+          <w:b/>
+          <w:bCs/>
+          <w:i/>
+          <w:iCs/>
+          <w:u w:val="single"/>
+          <w:lang w:val="vi-VN"/>
+        </w:rPr>
+        <w:instrText>HYPERLINK "https://github.com/dungltcn272/XANH_SM_AI_ASSISTANT_V1"</w:instrText>
+      </w:r>
+      <w:r>
+        <w:rPr>
+          <w:rFonts w:ascii="Times New Roman" w:hAnsi="Times New Roman" w:cs="Times New Roman"/>
+          <w:b/>
+          <w:bCs/>
+          <w:i/>
+          <w:iCs/>
+          <w:u w:val="single"/>
+          <w:lang w:val="vi-VN"/>
+        </w:rPr>
+      </w:r>
+      <w:r>
+        <w:rPr>
+          <w:rFonts w:ascii="Times New Roman" w:hAnsi="Times New Roman" w:cs="Times New Roman"/>
+          <w:b/>
+          <w:bCs/>
+          <w:i/>
+          <w:iCs/>
+          <w:u w:val="single"/>
+          <w:lang w:val="vi-VN"/>
+        </w:rPr>
+        <w:fldChar w:fldCharType="separate"/>
+      </w:r>
+      <w:r>
+        <w:rPr>
+          <w:rStyle w:val="Hyperlink"/>
+          <w:rFonts w:ascii="Times New Roman" w:hAnsi="Times New Roman" w:cs="Times New Roman"/>
+          <w:b/>
+          <w:bCs/>
+          <w:i/>
+          <w:iCs/>
+          <w:lang w:val="vi-VN"/>
+        </w:rPr>
+        <w:t>tại đây</w:t>
+      </w:r>
+      <w:r>
+        <w:rPr>
+          <w:rFonts w:ascii="Times New Roman" w:hAnsi="Times New Roman" w:cs="Times New Roman"/>
+          <w:b/>
+          <w:bCs/>
+          <w:i/>
+          <w:iCs/>
+          <w:u w:val="single"/>
+          <w:lang w:val="vi-VN"/>
+        </w:rPr>
+        <w:fldChar w:fldCharType="end"/>
+      </w:r>
+    </w:p>
+    <w:p>
+      <w:pPr>
+        <w:rPr>
+          <w:rFonts w:ascii="Times New Roman" w:hAnsi="Times New Roman" w:cs="Times New Roman"/>
+          <w:lang w:val="vi-VN"/>
         </w:rPr>
       </w:pPr>
     </w:p>
@@ -3937,10 +4162,10 @@
           <w:color w:val="auto"/>
         </w:rPr>
       </w:pPr>
-      <w:bookmarkStart w:id="14" w:name="_Toc233121451"/>
-      <w:bookmarkStart w:id="15" w:name="Xdf35f999ea6d1f40ad6627af567778d54d3b76f"/>
-      <w:bookmarkEnd w:id="9"/>
-      <w:bookmarkEnd w:id="13"/>
+      <w:bookmarkStart w:id="14" w:name="Xdf35f999ea6d1f40ad6627af567778d54d3b76f"/>
+      <w:bookmarkStart w:id="15" w:name="_Toc233125147"/>
+      <w:bookmarkEnd w:id="8"/>
+      <w:bookmarkEnd w:id="12"/>
       <w:r>
         <w:rPr>
           <w:rFonts w:ascii="Times New Roman" w:hAnsi="Times New Roman" w:cs="Times New Roman"/>
@@ -3951,7 +4176,7 @@
         <w:lastRenderedPageBreak/>
         <w:t>4. Sơ Đồ Kiến Trúc Tổng Quan (Chatbot Architecture)</w:t>
       </w:r>
-      <w:bookmarkEnd w:id="14"/>
+      <w:bookmarkEnd w:id="15"/>
     </w:p>
     <w:p>
       <w:pPr>
@@ -4039,9 +4264,9 @@
           <w:color w:val="auto"/>
         </w:rPr>
       </w:pPr>
-      <w:bookmarkStart w:id="16" w:name="_Toc233121452"/>
-      <w:bookmarkStart w:id="17" w:name="X53051e7f7b86fbaf4139f7edec87831039cf0a3"/>
-      <w:bookmarkEnd w:id="15"/>
+      <w:bookmarkStart w:id="16" w:name="X53051e7f7b86fbaf4139f7edec87831039cf0a3"/>
+      <w:bookmarkStart w:id="17" w:name="_Toc233125148"/>
+      <w:bookmarkEnd w:id="14"/>
       <w:r>
         <w:rPr>
           <w:rFonts w:ascii="Times New Roman" w:hAnsi="Times New Roman" w:cs="Times New Roman"/>
@@ -4052,7 +4277,7 @@
         <w:lastRenderedPageBreak/>
         <w:t>5. Chi Tiết Quy Trình Luồng Xử Lý User Query</w:t>
       </w:r>
-      <w:bookmarkEnd w:id="16"/>
+      <w:bookmarkEnd w:id="17"/>
     </w:p>
     <w:p>
       <w:pPr>
@@ -4076,8 +4301,8 @@
           <w:color w:val="auto"/>
         </w:rPr>
       </w:pPr>
-      <w:bookmarkStart w:id="18" w:name="_Toc233121453"/>
-      <w:bookmarkStart w:id="19" w:name="node-1-api-gateway-input-guardrail"/>
+      <w:bookmarkStart w:id="18" w:name="node-1-api-gateway-input-guardrail"/>
+      <w:bookmarkStart w:id="19" w:name="_Toc233125149"/>
       <w:r>
         <w:rPr>
           <w:rFonts w:ascii="Times New Roman" w:hAnsi="Times New Roman" w:cs="Times New Roman"/>
@@ -4085,7 +4310,7 @@
         </w:rPr>
         <w:t>5.1 Node 1: API Gateway &amp; Input Guardrail</w:t>
       </w:r>
-      <w:bookmarkEnd w:id="18"/>
+      <w:bookmarkEnd w:id="19"/>
     </w:p>
     <w:p>
       <w:pPr>
@@ -4200,9 +4425,9 @@
           <w:color w:val="auto"/>
         </w:rPr>
       </w:pPr>
-      <w:bookmarkStart w:id="20" w:name="_Toc233121454"/>
-      <w:bookmarkStart w:id="21" w:name="node-2-early-cache-lookup"/>
-      <w:bookmarkEnd w:id="19"/>
+      <w:bookmarkStart w:id="20" w:name="node-2-early-cache-lookup"/>
+      <w:bookmarkStart w:id="21" w:name="_Toc233125150"/>
+      <w:bookmarkEnd w:id="18"/>
       <w:r>
         <w:rPr>
           <w:rFonts w:ascii="Times New Roman" w:hAnsi="Times New Roman" w:cs="Times New Roman"/>
@@ -4210,7 +4435,7 @@
         </w:rPr>
         <w:t>5.2 Node 2: Early Cache Lookup</w:t>
       </w:r>
-      <w:bookmarkEnd w:id="20"/>
+      <w:bookmarkEnd w:id="21"/>
     </w:p>
     <w:p>
       <w:pPr>
@@ -4325,9 +4550,9 @@
           <w:color w:val="auto"/>
         </w:rPr>
       </w:pPr>
-      <w:bookmarkStart w:id="22" w:name="_Toc233121455"/>
-      <w:bookmarkStart w:id="23" w:name="node-3-parallel-nlu-orchestrator"/>
-      <w:bookmarkEnd w:id="21"/>
+      <w:bookmarkStart w:id="22" w:name="node-3-parallel-nlu-orchestrator"/>
+      <w:bookmarkStart w:id="23" w:name="_Toc233125151"/>
+      <w:bookmarkEnd w:id="20"/>
       <w:r>
         <w:rPr>
           <w:rFonts w:ascii="Times New Roman" w:hAnsi="Times New Roman" w:cs="Times New Roman"/>
@@ -4335,7 +4560,7 @@
         </w:rPr>
         <w:t>5.3 Node 3: Parallel NLU Orchestrator</w:t>
       </w:r>
-      <w:bookmarkEnd w:id="22"/>
+      <w:bookmarkEnd w:id="23"/>
     </w:p>
     <w:p>
       <w:pPr>
@@ -4844,9 +5069,9 @@
           <w:color w:val="auto"/>
         </w:rPr>
       </w:pPr>
-      <w:bookmarkStart w:id="24" w:name="_Toc233121456"/>
-      <w:bookmarkStart w:id="25" w:name="Xbe4da99a4aa5112dde6b153a79f0efd3c01151f"/>
-      <w:bookmarkEnd w:id="23"/>
+      <w:bookmarkStart w:id="24" w:name="Xbe4da99a4aa5112dde6b153a79f0efd3c01151f"/>
+      <w:bookmarkStart w:id="25" w:name="_Toc233125152"/>
+      <w:bookmarkEnd w:id="22"/>
       <w:r>
         <w:rPr>
           <w:rFonts w:ascii="Times New Roman" w:hAnsi="Times New Roman" w:cs="Times New Roman"/>
@@ -4856,7 +5081,7 @@
         </w:rPr>
         <w:t>A. Nhánh RAG (Truy xuất tài liệu chính sách)</w:t>
       </w:r>
-      <w:bookmarkEnd w:id="24"/>
+      <w:bookmarkEnd w:id="25"/>
     </w:p>
     <w:p>
       <w:pPr>
@@ -6957,9 +7182,9 @@
           <w:color w:val="auto"/>
         </w:rPr>
       </w:pPr>
-      <w:bookmarkStart w:id="32" w:name="_Toc233121457"/>
-      <w:bookmarkStart w:id="33" w:name="X7cf26183a409b6352b2ffe25963c5699e877cf8"/>
-      <w:bookmarkEnd w:id="25"/>
+      <w:bookmarkStart w:id="32" w:name="X7cf26183a409b6352b2ffe25963c5699e877cf8"/>
+      <w:bookmarkStart w:id="33" w:name="_Toc233125153"/>
+      <w:bookmarkEnd w:id="24"/>
       <w:bookmarkEnd w:id="31"/>
       <w:r>
         <w:rPr>
@@ -6970,7 +7195,7 @@
         </w:rPr>
         <w:t>B. Nhánh Food Recommendation (Gợi Ý Món Ăn)</w:t>
       </w:r>
-      <w:bookmarkEnd w:id="32"/>
+      <w:bookmarkEnd w:id="33"/>
     </w:p>
     <w:p>
       <w:pPr>
@@ -7829,10 +8054,10 @@
           <w:color w:val="auto"/>
         </w:rPr>
       </w:pPr>
-      <w:bookmarkStart w:id="39" w:name="_Toc233121458"/>
-      <w:bookmarkStart w:id="40" w:name="Xac47cfd6bda0710f90ff71d8a957cf5e99dc64c"/>
-      <w:bookmarkEnd w:id="17"/>
-      <w:bookmarkEnd w:id="33"/>
+      <w:bookmarkStart w:id="39" w:name="Xac47cfd6bda0710f90ff71d8a957cf5e99dc64c"/>
+      <w:bookmarkStart w:id="40" w:name="_Toc233125154"/>
+      <w:bookmarkEnd w:id="16"/>
+      <w:bookmarkEnd w:id="32"/>
       <w:bookmarkEnd w:id="38"/>
       <w:r>
         <w:rPr>
@@ -7843,7 +8068,7 @@
         </w:rPr>
         <w:t>6. Cơ Chế Tiền Xử Lý Data &amp; Vector DB (Smart Chunking)</w:t>
       </w:r>
-      <w:bookmarkEnd w:id="39"/>
+      <w:bookmarkEnd w:id="40"/>
     </w:p>
     <w:p>
       <w:pPr>
@@ -7867,8 +8092,8 @@
           <w:color w:val="auto"/>
         </w:rPr>
       </w:pPr>
-      <w:bookmarkStart w:id="41" w:name="_Toc233121459"/>
-      <w:bookmarkStart w:id="42" w:name="Xd2f24d5bf26b107b5294d39911ce56107485057"/>
+      <w:bookmarkStart w:id="41" w:name="Xd2f24d5bf26b107b5294d39911ce56107485057"/>
+      <w:bookmarkStart w:id="42" w:name="_Toc233125155"/>
       <w:r>
         <w:rPr>
           <w:rFonts w:ascii="Times New Roman" w:hAnsi="Times New Roman" w:cs="Times New Roman"/>
@@ -7876,7 +8101,7 @@
         </w:rPr>
         <w:t>6.1 Phân Đoạn Nhận Biết Tiêu Đề (Heading-Aware Splitting)</w:t>
       </w:r>
-      <w:bookmarkEnd w:id="41"/>
+      <w:bookmarkEnd w:id="42"/>
     </w:p>
     <w:p>
       <w:pPr>
@@ -8016,9 +8241,9 @@
           <w:color w:val="auto"/>
         </w:rPr>
       </w:pPr>
-      <w:bookmarkStart w:id="43" w:name="_Toc233121460"/>
-      <w:bookmarkStart w:id="44" w:name="Xe949a40427d72c3776223a154ca32bfbf1c4e51"/>
-      <w:bookmarkEnd w:id="42"/>
+      <w:bookmarkStart w:id="43" w:name="Xe949a40427d72c3776223a154ca32bfbf1c4e51"/>
+      <w:bookmarkStart w:id="44" w:name="_Toc233125156"/>
+      <w:bookmarkEnd w:id="41"/>
       <w:r>
         <w:rPr>
           <w:rFonts w:ascii="Times New Roman" w:hAnsi="Times New Roman" w:cs="Times New Roman"/>
@@ -8026,7 +8251,7 @@
         </w:rPr>
         <w:t>6.2 Phân Đoạn Đệ Quy Mềm (Recursive Character Splitting)</w:t>
       </w:r>
-      <w:bookmarkEnd w:id="43"/>
+      <w:bookmarkEnd w:id="44"/>
     </w:p>
     <w:p>
       <w:pPr>
@@ -8156,9 +8381,9 @@
           <w:color w:val="auto"/>
         </w:rPr>
       </w:pPr>
-      <w:bookmarkStart w:id="45" w:name="_Toc233121461"/>
-      <w:bookmarkStart w:id="46" w:name="Xc355a840a72797cb37704e25af69c136a218128"/>
-      <w:bookmarkEnd w:id="44"/>
+      <w:bookmarkStart w:id="45" w:name="Xc355a840a72797cb37704e25af69c136a218128"/>
+      <w:bookmarkStart w:id="46" w:name="_Toc233125157"/>
+      <w:bookmarkEnd w:id="43"/>
       <w:r>
         <w:rPr>
           <w:rFonts w:ascii="Times New Roman" w:hAnsi="Times New Roman" w:cs="Times New Roman"/>
@@ -8166,7 +8391,7 @@
         </w:rPr>
         <w:t>6.3 Bảo Toàn Cấu Trúc Bảng Biểu (Table-Aware Parsing)</w:t>
       </w:r>
-      <w:bookmarkEnd w:id="45"/>
+      <w:bookmarkEnd w:id="46"/>
     </w:p>
     <w:p>
       <w:pPr>
@@ -8257,9 +8482,9 @@
           <w:color w:val="auto"/>
         </w:rPr>
       </w:pPr>
-      <w:bookmarkStart w:id="47" w:name="_Toc233121462"/>
-      <w:bookmarkStart w:id="48" w:name="X2f0465855a8f7eed473894444e334fa0f85e048"/>
-      <w:bookmarkEnd w:id="46"/>
+      <w:bookmarkStart w:id="47" w:name="X2f0465855a8f7eed473894444e334fa0f85e048"/>
+      <w:bookmarkStart w:id="48" w:name="_Toc233125158"/>
+      <w:bookmarkEnd w:id="45"/>
       <w:r>
         <w:rPr>
           <w:rFonts w:ascii="Times New Roman" w:hAnsi="Times New Roman" w:cs="Times New Roman"/>
@@ -8267,7 +8492,7 @@
         </w:rPr>
         <w:t>6.4 Khóa Định Danh Không Xung Đột (Collision-Free Unique UUID)</w:t>
       </w:r>
-      <w:bookmarkEnd w:id="47"/>
+      <w:bookmarkEnd w:id="48"/>
     </w:p>
     <w:p>
       <w:pPr>
@@ -8367,9 +8592,9 @@
           <w:color w:val="auto"/>
         </w:rPr>
       </w:pPr>
-      <w:bookmarkStart w:id="49" w:name="_Toc233121463"/>
-      <w:bookmarkStart w:id="50" w:name="X15ed79254d057df498c0a08b01f15ef4f3817d5"/>
-      <w:bookmarkEnd w:id="48"/>
+      <w:bookmarkStart w:id="49" w:name="X15ed79254d057df498c0a08b01f15ef4f3817d5"/>
+      <w:bookmarkStart w:id="50" w:name="_Toc233125159"/>
+      <w:bookmarkEnd w:id="47"/>
       <w:r>
         <w:rPr>
           <w:rFonts w:ascii="Times New Roman" w:hAnsi="Times New Roman" w:cs="Times New Roman"/>
@@ -8377,7 +8602,7 @@
         </w:rPr>
         <w:t>6.5 Trình Đọc Tài Liệu Đồng Bộ (Unified Document Loader)</w:t>
       </w:r>
-      <w:bookmarkEnd w:id="49"/>
+      <w:bookmarkEnd w:id="50"/>
     </w:p>
     <w:p>
       <w:pPr>
@@ -8441,9 +8666,9 @@
           <w:color w:val="auto"/>
         </w:rPr>
       </w:pPr>
-      <w:bookmarkStart w:id="51" w:name="_Toc233121464"/>
-      <w:bookmarkStart w:id="52" w:name="table-first-retrieval-chunking"/>
-      <w:bookmarkEnd w:id="50"/>
+      <w:bookmarkStart w:id="51" w:name="table-first-retrieval-chunking"/>
+      <w:bookmarkStart w:id="52" w:name="_Toc233125160"/>
+      <w:bookmarkEnd w:id="49"/>
       <w:r>
         <w:rPr>
           <w:rFonts w:ascii="Times New Roman" w:hAnsi="Times New Roman" w:cs="Times New Roman"/>
@@ -8451,7 +8676,7 @@
         </w:rPr>
         <w:t>6.6 Table-First Retrieval Chunking</w:t>
       </w:r>
-      <w:bookmarkEnd w:id="51"/>
+      <w:bookmarkEnd w:id="52"/>
     </w:p>
     <w:p>
       <w:pPr>
@@ -8988,10 +9213,10 @@
           <w:color w:val="auto"/>
         </w:rPr>
       </w:pPr>
-      <w:bookmarkStart w:id="53" w:name="_Toc233121465"/>
-      <w:bookmarkStart w:id="54" w:name="các-tính-năng-và-giải-thích-khác"/>
-      <w:bookmarkEnd w:id="40"/>
-      <w:bookmarkEnd w:id="52"/>
+      <w:bookmarkStart w:id="53" w:name="các-tính-năng-và-giải-thích-khác"/>
+      <w:bookmarkStart w:id="54" w:name="_Toc233125161"/>
+      <w:bookmarkEnd w:id="39"/>
+      <w:bookmarkEnd w:id="51"/>
       <w:r>
         <w:rPr>
           <w:rFonts w:ascii="Times New Roman" w:hAnsi="Times New Roman" w:cs="Times New Roman"/>
@@ -9001,7 +9226,7 @@
         </w:rPr>
         <w:t>7. Các Tính Năng Và Giải Thích Khác</w:t>
       </w:r>
-      <w:bookmarkEnd w:id="53"/>
+      <w:bookmarkEnd w:id="54"/>
     </w:p>
     <w:p>
       <w:pPr>
@@ -9125,9 +9350,9 @@
           <w:color w:val="auto"/>
         </w:rPr>
       </w:pPr>
-      <w:bookmarkStart w:id="55" w:name="_Toc233121466"/>
-      <w:bookmarkStart w:id="56" w:name="đánh-giá-kết-quả-metrics-results"/>
-      <w:bookmarkEnd w:id="54"/>
+      <w:bookmarkStart w:id="55" w:name="đánh-giá-kết-quả-metrics-results"/>
+      <w:bookmarkStart w:id="56" w:name="_Toc233125162"/>
+      <w:bookmarkEnd w:id="53"/>
       <w:r>
         <w:rPr>
           <w:rFonts w:ascii="Times New Roman" w:hAnsi="Times New Roman" w:cs="Times New Roman"/>
@@ -9137,7 +9362,7 @@
         </w:rPr>
         <w:t>8. Đánh Giá &amp; Kết Quả (Metrics &amp; Results)</w:t>
       </w:r>
-      <w:bookmarkEnd w:id="55"/>
+      <w:bookmarkEnd w:id="56"/>
     </w:p>
     <w:p>
       <w:pPr>
@@ -9168,7 +9393,49 @@
         <w:rPr>
           <w:rFonts w:ascii="Times New Roman" w:hAnsi="Times New Roman" w:cs="Times New Roman"/>
         </w:rPr>
-        <w:t xml:space="preserve">. Các thư viện và mô hình </w:t>
+        <w:t xml:space="preserve">. Các thư viện </w:t>
+      </w:r>
+      <w:proofErr w:type="spellStart"/>
+      <w:r>
+        <w:rPr>
+          <w:rFonts w:ascii="Times New Roman" w:hAnsi="Times New Roman" w:cs="Times New Roman"/>
+        </w:rPr>
+        <w:t>và</w:t>
+      </w:r>
+      <w:proofErr w:type="spellEnd"/>
+      <w:r>
+        <w:rPr>
+          <w:rFonts w:ascii="Times New Roman" w:hAnsi="Times New Roman" w:cs="Times New Roman"/>
+        </w:rPr>
+        <w:t xml:space="preserve"> </w:t>
+      </w:r>
+      <w:proofErr w:type="spellStart"/>
+      <w:r>
+        <w:rPr>
+          <w:rFonts w:ascii="Times New Roman" w:hAnsi="Times New Roman" w:cs="Times New Roman"/>
+        </w:rPr>
+        <w:t>mô</w:t>
+      </w:r>
+      <w:proofErr w:type="spellEnd"/>
+      <w:r>
+        <w:rPr>
+          <w:rFonts w:ascii="Times New Roman" w:hAnsi="Times New Roman" w:cs="Times New Roman"/>
+        </w:rPr>
+        <w:t xml:space="preserve"> </w:t>
+      </w:r>
+      <w:proofErr w:type="spellStart"/>
+      <w:r>
+        <w:rPr>
+          <w:rFonts w:ascii="Times New Roman" w:hAnsi="Times New Roman" w:cs="Times New Roman"/>
+        </w:rPr>
+        <w:t>hình</w:t>
+      </w:r>
+      <w:proofErr w:type="spellEnd"/>
+      <w:r>
+        <w:rPr>
+          <w:rFonts w:ascii="Times New Roman" w:hAnsi="Times New Roman" w:cs="Times New Roman"/>
+        </w:rPr>
+        <w:t xml:space="preserve"> </w:t>
       </w:r>
       <w:proofErr w:type="spellStart"/>
       <w:r>
@@ -9265,7 +9532,7 @@
           <w:szCs w:val="28"/>
         </w:rPr>
       </w:pPr>
-      <w:bookmarkStart w:id="57" w:name="_Toc233121467"/>
+      <w:bookmarkStart w:id="57" w:name="_Toc233125163"/>
       <w:r>
         <w:rPr>
           <w:rFonts w:ascii="Times New Roman" w:hAnsi="Times New Roman" w:cs="Times New Roman"/>
@@ -9615,8 +9882,8 @@
           <w:color w:val="auto"/>
         </w:rPr>
       </w:pPr>
-      <w:bookmarkStart w:id="58" w:name="_Toc233121468"/>
-      <w:bookmarkStart w:id="59" w:name="X9c966cef8562e4898a4114ca986cba50827a354"/>
+      <w:bookmarkStart w:id="58" w:name="X9c966cef8562e4898a4114ca986cba50827a354"/>
+      <w:bookmarkStart w:id="59" w:name="_Toc233125164"/>
       <w:r>
         <w:rPr>
           <w:rFonts w:ascii="Times New Roman" w:hAnsi="Times New Roman" w:cs="Times New Roman"/>
@@ -9702,7 +9969,7 @@
         </w:rPr>
         <w:t xml:space="preserve"> Hiệu Năng (Evaluation Results)</w:t>
       </w:r>
-      <w:bookmarkEnd w:id="58"/>
+      <w:bookmarkEnd w:id="59"/>
     </w:p>
     <w:p>
       <w:pPr>
@@ -13479,14 +13746,14 @@
         <w:rPr>
           <w:rFonts w:ascii="Times New Roman" w:hAnsi="Times New Roman" w:cs="Times New Roman"/>
         </w:rPr>
-        <w:t xml:space="preserve"> (E2E) Latency 4.59s h</w:t>
-      </w:r>
-      <w:proofErr w:type="spellStart"/>
-      <w:r>
-        <w:rPr>
-          <w:rFonts w:ascii="Times New Roman" w:hAnsi="Times New Roman" w:cs="Times New Roman"/>
-        </w:rPr>
-        <w:t>oàn</w:t>
+        <w:t xml:space="preserve"> (E2E) Latency 4.59s </w:t>
+      </w:r>
+      <w:proofErr w:type="spellStart"/>
+      <w:r>
+        <w:rPr>
+          <w:rFonts w:ascii="Times New Roman" w:hAnsi="Times New Roman" w:cs="Times New Roman"/>
+        </w:rPr>
+        <w:t>hoàn</w:t>
       </w:r>
       <w:proofErr w:type="spellEnd"/>
       <w:r>
@@ -13867,7 +14134,7 @@
           <w:szCs w:val="32"/>
         </w:rPr>
       </w:pPr>
-      <w:bookmarkStart w:id="60" w:name="_Toc233121469"/>
+      <w:bookmarkStart w:id="60" w:name="_Toc233125165"/>
       <w:r>
         <w:rPr>
           <w:rFonts w:ascii="Times New Roman" w:hAnsi="Times New Roman" w:cs="Times New Roman"/>
@@ -17347,8 +17614,8 @@
         </w:rPr>
       </w:pPr>
     </w:p>
-    <w:bookmarkEnd w:id="56"/>
-    <w:bookmarkEnd w:id="59"/>
+    <w:bookmarkEnd w:id="55"/>
+    <w:bookmarkEnd w:id="58"/>
     <w:p>
       <w:pPr>
         <w:pStyle w:val="BodyText"/>
@@ -18238,6 +18505,7 @@
   <w:style w:type="character" w:default="1" w:styleId="DefaultParagraphFont">
     <w:name w:val="Default Paragraph Font"/>
     <w:uiPriority w:val="1"/>
+    <w:semiHidden/>
     <w:unhideWhenUsed/>
   </w:style>
   <w:style w:type="table" w:default="1" w:styleId="TableNormal">
